--- a/word_reports/LP_0279_위치_118_Poco_Cowboys & Englishmen.docx
+++ b/word_reports/LP_0279_위치_118_Poco_Cowboys & Englishmen.docx
@@ -4,7 +4,7 @@
   <w:body>
     <w:p>
       <w:pPr>
-        <w:spacing w:after="280"/>
+        <w:spacing w:after="80"/>
       </w:pPr>
       <w:r>
         <w:rPr w:rFonts="맑은 고딕">
@@ -13,94 +13,47 @@
           <w:color w:val="1E3A8A"/>
           <w:sz w:val="30"/>
         </w:rPr>
-        <w:t>[118] Poco - Cowboys &amp; Englishmen</w:t>
+        <w:t>Poco (포코) - Cowboys &amp; Englishmen</w:t>
       </w:r>
     </w:p>
     <w:p>
       <w:pPr>
-        <w:spacing w:after="320"/>
+        <w:spacing w:after="240"/>
       </w:pPr>
       <w:r>
         <w:rPr w:rFonts="맑은 고딕">
           <w:rFonts w:ascii="맑은 고딕" w:hAnsi="맑은 고딕" w:eastAsia="맑은 고딕"/>
           <w:b/>
-          <w:sz w:val="20"/>
+          <w:color w:val="4B5563"/>
+          <w:sz w:val="22"/>
         </w:rPr>
-        <w:t>■ 위치 : 118</w:t>
-        <w:br/>
-      </w:r>
-      <w:r>
-        <w:rPr w:rFonts="맑은 고딕">
-          <w:rFonts w:ascii="맑은 고딕" w:hAnsi="맑은 고딕" w:eastAsia="맑은 고딕"/>
-          <w:b/>
-          <w:sz w:val="20"/>
-        </w:rPr>
-        <w:t>■ 아티스트 : Poco</w:t>
-        <w:br/>
-      </w:r>
-      <w:r>
-        <w:rPr w:rFonts="맑은 고딕">
-          <w:rFonts w:ascii="맑은 고딕" w:hAnsi="맑은 고딕" w:eastAsia="맑은 고딕"/>
-          <w:b/>
-          <w:sz w:val="20"/>
-        </w:rPr>
-        <w:t>■ 앨범명 : Cowboys &amp; Englishmen</w:t>
-        <w:br/>
-      </w:r>
-      <w:r>
-        <w:rPr w:rFonts="맑은 고딕">
-          <w:rFonts w:ascii="맑은 고딕" w:hAnsi="맑은 고딕" w:eastAsia="맑은 고딕"/>
-          <w:b w:val="0"/>
-          <w:sz w:val="20"/>
-        </w:rPr>
-        <w:t>■ 음반 레이블 : ** MCA Records</w:t>
-        <w:br/>
-      </w:r>
-      <w:r>
-        <w:rPr w:rFonts="맑은 고딕">
-          <w:rFonts w:ascii="맑은 고딕" w:hAnsi="맑은 고딕" w:eastAsia="맑은 고딕"/>
-          <w:b w:val="0"/>
-          <w:sz w:val="20"/>
-        </w:rPr>
-        <w:t>■ 발매년도 : ** 1982</w:t>
-        <w:br/>
-      </w:r>
-      <w:r>
-        <w:rPr w:rFonts="맑은 고딕">
-          <w:rFonts w:ascii="맑은 고딕" w:hAnsi="맑은 고딕" w:eastAsia="맑은 고딕"/>
-          <w:b w:val="0"/>
-          <w:sz w:val="20"/>
-        </w:rPr>
-        <w:t>■ 장르 : ** 컨트리 록 (Country Rock), 루츠 록 (Roots Rock)</w:t>
-        <w:br/>
-      </w:r>
-      <w:r>
-        <w:rPr w:rFonts="맑은 고딕">
-          <w:rFonts w:ascii="맑은 고딕" w:hAnsi="맑은 고딕" w:eastAsia="맑은 고딕"/>
-          <w:b w:val="0"/>
-          <w:sz w:val="20"/>
-        </w:rPr>
-        <w:t>■ 주요 수록곡 : **</w:t>
-        <w:br/>
+        <w:t>위치 :  118</w:t>
       </w:r>
     </w:p>
     <w:p>
       <w:pPr>
-        <w:spacing w:after="160"/>
+        <w:spacing w:line="324" w:lineRule="auto" w:before="80" w:after="160"/>
       </w:pPr>
       <w:r>
         <w:rPr w:rFonts="맑은 고딕">
           <w:rFonts w:ascii="맑은 고딕" w:hAnsi="맑은 고딕" w:eastAsia="맑은 고딕"/>
           <w:b/>
           <w:color w:val="1F2937"/>
-          <w:sz w:val="24"/>
+          <w:sz w:val="22"/>
         </w:rPr>
-        <w:t>■ 음반 해설 및 감상 가이드</w:t>
+        <w:t xml:space="preserve">[음반 소개] </w:t>
+      </w:r>
+      <w:r>
+        <w:rPr w:rFonts="맑은 고딕">
+          <w:rFonts w:ascii="맑은 고딕" w:hAnsi="맑은 고딕" w:eastAsia="맑은 고딕"/>
+          <w:b w:val="0"/>
+          <w:sz w:val="21"/>
+        </w:rPr>
       </w:r>
     </w:p>
     <w:p>
       <w:pPr>
-        <w:spacing w:line="312" w:lineRule="auto" w:after="120"/>
+        <w:spacing w:line="324" w:lineRule="auto" w:after="120"/>
       </w:pPr>
       <w:r>
         <w:rPr w:rFonts="맑은 고딕">
@@ -108,64 +61,516 @@
           <w:b w:val="0"/>
           <w:sz w:val="21"/>
         </w:rPr>
-        <w:t>**</w:t>
+        <w:t>포코가 빚어낸 찬란한 하모니와 흙내음 머금은 컨트리 록의 미학이 황혼처럼 은은하게 스며 있는 작품입니다. 버펄로 스프링필드의 유산 위에서 피어난 이들의 서정성은 거친 황야를 부드럽게 감싸 안는 캘리포니아의 청명한 바람을 닮아 있습니다. 유려한 멜로디와 어쿠스틱 악기들의 섬세한 직조로 완성된 이 음반은 아메리칸 루트 음악의 원형적 아름다움을 아련한 그리움으로 환기합니다. 세월이 흐를수록 깊이를 더하는 아날로그적 온기와 목가적 낭만이 듣는 이의 마음을 고요히 어루만져 줍니다.</w:t>
       </w:r>
     </w:p>
     <w:p>
       <w:pPr>
-        <w:spacing w:line="312" w:lineRule="auto" w:after="120"/>
+        <w:spacing w:line="324" w:lineRule="auto" w:before="200" w:after="80"/>
       </w:pPr>
+      <w:r>
+        <w:rPr w:rFonts="맑은 고딕">
+          <w:rFonts w:ascii="맑은 고딕" w:hAnsi="맑은 고딕" w:eastAsia="맑은 고딕"/>
+          <w:b/>
+          <w:color w:val="1E3A8A"/>
+          <w:sz w:val="24"/>
+        </w:rPr>
+        <w:t>1. 음반 데이터</w:t>
+      </w:r>
+    </w:p>
+    <w:p>
+      <w:pPr>
+        <w:spacing w:line="324" w:lineRule="auto" w:after="80"/>
+      </w:pPr>
+      <w:r>
+        <w:rPr w:rFonts="맑은 고딕">
+          <w:rFonts w:ascii="맑은 고딕" w:hAnsi="맑은 고딕" w:eastAsia="맑은 고딕"/>
+          <w:b w:val="0"/>
+          <w:color w:val="6B7280"/>
+          <w:sz w:val="21"/>
+        </w:rPr>
+        <w:t xml:space="preserve">· </w:t>
+      </w:r>
+      <w:r>
+        <w:rPr w:rFonts="맑은 고딕">
+          <w:rFonts w:ascii="맑은 고딕" w:hAnsi="맑은 고딕" w:eastAsia="맑은 고딕"/>
+          <w:b/>
+          <w:color w:val="1F2937"/>
+          <w:sz w:val="21"/>
+        </w:rPr>
+        <w:t xml:space="preserve">앨범명: </w:t>
+      </w:r>
       <w:r>
         <w:rPr w:rFonts="맑은 고딕">
           <w:rFonts w:ascii="맑은 고딕" w:hAnsi="맑은 고딕" w:eastAsia="맑은 고딕"/>
           <w:b w:val="0"/>
           <w:sz w:val="21"/>
         </w:rPr>
-        <w:t>버팔로 스프링필드(Buffalo Springfield)의 해체 이후 해시태그처럼 태동한 포코(Poco)는 이글스(Eagles), 플라잉 브리토 브라더스(The Flying Burrito Brothers)와 함께 1970년대 웨스트코스트 컨트리 록의 기틀을 마련한 거장 밴드입니다. 1982년에 발표된 포코의 통산 14번째 스튜디오 앨범 《Cowboys &amp; Englishmen》은 이들이 MCA 레이블에서 발표한 마지막 음반으로, 70년대 후반의 팝 록적 성향에서 벗어나 밴드의 본질인 서정적이고 순수한 컨트리 록의 뿌리로 되돌아간 정갈한 작품입니다.</w:t>
+        <w:t>Cowboys &amp; Englishmen</w:t>
       </w:r>
     </w:p>
     <w:p>
       <w:pPr>
-        <w:spacing w:line="312" w:lineRule="auto" w:after="120"/>
+        <w:spacing w:line="324" w:lineRule="auto" w:after="80"/>
       </w:pPr>
+      <w:r>
+        <w:rPr w:rFonts="맑은 고딕">
+          <w:rFonts w:ascii="맑은 고딕" w:hAnsi="맑은 고딕" w:eastAsia="맑은 고딕"/>
+          <w:b w:val="0"/>
+          <w:color w:val="6B7280"/>
+          <w:sz w:val="21"/>
+        </w:rPr>
+        <w:t xml:space="preserve">· </w:t>
+      </w:r>
+      <w:r>
+        <w:rPr w:rFonts="맑은 고딕">
+          <w:rFonts w:ascii="맑은 고딕" w:hAnsi="맑은 고딕" w:eastAsia="맑은 고딕"/>
+          <w:b/>
+          <w:color w:val="1F2937"/>
+          <w:sz w:val="21"/>
+        </w:rPr>
+        <w:t xml:space="preserve">아티스트: </w:t>
+      </w:r>
       <w:r>
         <w:rPr w:rFonts="맑은 고딕">
           <w:rFonts w:ascii="맑은 고딕" w:hAnsi="맑은 고딕" w:eastAsia="맑은 고딕"/>
           <w:b w:val="0"/>
           <w:sz w:val="21"/>
         </w:rPr>
-        <w:t>본 음반은 신곡과 더불어 명곡들의 재해석을 균형 있게 배치하여 포코 특유의 연주력과 목소리의 매력을 극대화했습니다. 러스티 영(Rusty Young)의 전매특허라 할 수 있는 신비롭고 유려한 페달 스틸 기타와 페이싱 넘치는 아쿠스틱 기타 연주는 음악 전체에 기품 있는 울림을 부여합니다. 여기에 폴 코튼(Paul Cotton)의 우아한 리드 보컬과 멤버들의 흐트러짐 없는 고음역 화음(Harmony)이 어우러져 아메리카나(Americana) 음악이 도달할 수 있는 가장 세련된 형태를 보여줍니다.</w:t>
+        <w:t>Poco (포코)</w:t>
       </w:r>
     </w:p>
     <w:p>
       <w:pPr>
-        <w:spacing w:line="312" w:lineRule="auto" w:after="120"/>
+        <w:spacing w:line="324" w:lineRule="auto" w:after="80"/>
       </w:pPr>
+      <w:r>
+        <w:rPr w:rFonts="맑은 고딕">
+          <w:rFonts w:ascii="맑은 고딕" w:hAnsi="맑은 고딕" w:eastAsia="맑은 고딕"/>
+          <w:b w:val="0"/>
+          <w:color w:val="6B7280"/>
+          <w:sz w:val="21"/>
+        </w:rPr>
+        <w:t xml:space="preserve">· </w:t>
+      </w:r>
+      <w:r>
+        <w:rPr w:rFonts="맑은 고딕">
+          <w:rFonts w:ascii="맑은 고딕" w:hAnsi="맑은 고딕" w:eastAsia="맑은 고딕"/>
+          <w:b/>
+          <w:color w:val="1F2937"/>
+          <w:sz w:val="21"/>
+        </w:rPr>
+        <w:t xml:space="preserve">발매 정보: </w:t>
+      </w:r>
       <w:r>
         <w:rPr w:rFonts="맑은 고딕">
           <w:rFonts w:ascii="맑은 고딕" w:hAnsi="맑은 고딕" w:eastAsia="맑은 고딕"/>
           <w:b w:val="0"/>
           <w:sz w:val="21"/>
         </w:rPr>
-        <w:t>음반의 포문을 여는 돈 깁슨(Don Gibson)의 명곡 재해석 "Sea of Heartbreak"는 경쾌한 럼버링 리듬 위에 얹어진 쓸쓸한 멜로디가 일품이며, J.J. 케일(J.J. Cale) 원곡의 "Cajun Moon"은 특유의 느긋하면서도 몽환적인 스웜프 록(Swamp Rock) 분위기를 포코만의 우아한 스타일로 재창조해 냅니다. 또한 고든 라이트푸트(Gordon Lightfoot)의 "Ribbon of Darkness"와 자작곡 "Feudin' Side" 등은 섬세한 아쿠스틱 텍스처와 다채로운 연주 공간감을 선사하며 감상자를 단숨에 매료시킵니다.</w:t>
+        <w:t>1982년 MCA 레코드를 통해 발매된 포코의 통산 열여섯 번째 스튜디오 앨범으로, 밴드의 오랜 음악 여정 속에서 축적된 원숙한 연주력과 편안한 앙상블이 유감없이 발휘된 정규 음반입니다.</w:t>
       </w:r>
     </w:p>
     <w:p>
       <w:pPr>
-        <w:spacing w:line="312" w:lineRule="auto" w:after="120"/>
+        <w:spacing w:line="324" w:lineRule="auto" w:after="80"/>
       </w:pPr>
+      <w:r>
+        <w:rPr w:rFonts="맑은 고딕">
+          <w:rFonts w:ascii="맑은 고딕" w:hAnsi="맑은 고딕" w:eastAsia="맑은 고딕"/>
+          <w:b w:val="0"/>
+          <w:color w:val="6B7280"/>
+          <w:sz w:val="21"/>
+        </w:rPr>
+        <w:t xml:space="preserve">· </w:t>
+      </w:r>
+      <w:r>
+        <w:rPr w:rFonts="맑은 고딕">
+          <w:rFonts w:ascii="맑은 고딕" w:hAnsi="맑은 고딕" w:eastAsia="맑은 고딕"/>
+          <w:b/>
+          <w:color w:val="1F2937"/>
+          <w:sz w:val="21"/>
+        </w:rPr>
+        <w:t xml:space="preserve">LP 인기도(판매량): </w:t>
+      </w:r>
       <w:r>
         <w:rPr w:rFonts="맑은 고딕">
           <w:rFonts w:ascii="맑은 고딕" w:hAnsi="맑은 고딕" w:eastAsia="맑은 고딕"/>
           <w:b w:val="0"/>
           <w:sz w:val="21"/>
         </w:rPr>
-        <w:t>《Cowboys &amp; Englishmen》은 대중적 상업성을 과도하게 좇기보다는 음악적 본질과 연주자로서의 숙련미를 담아낸 숨은 명반입니다. 따뜻한 아날로그 LP 질감 속에서 펼쳐지는 청량한 기타 톤과 완벽한 보컬 하모니는, 80년대 초반 팝 음악의 홍수 속에서도 컨트리 록의 자존심과 거장의 품격을 묵직하게 입증해 줍니다.</w:t>
+        <w:t>빌보드 200 앨범 차트 131위, 톱 컨트리 앨범 차트 35위를 기록하였으며, 수록곡 'Sea of Heartbreak'가 어덜트 컨템퍼러리 및 컨트리 싱글 차트에 진입하여 대중과 오랜 팬들의 꾸준한 사랑을 받았습니다.</w:t>
+      </w:r>
+    </w:p>
+    <w:p>
+      <w:pPr>
+        <w:spacing w:line="324" w:lineRule="auto" w:after="80"/>
+      </w:pPr>
+      <w:r>
+        <w:rPr w:rFonts="맑은 고딕">
+          <w:rFonts w:ascii="맑은 고딕" w:hAnsi="맑은 고딕" w:eastAsia="맑은 고딕"/>
+          <w:b w:val="0"/>
+          <w:color w:val="6B7280"/>
+          <w:sz w:val="21"/>
+        </w:rPr>
+        <w:t xml:space="preserve">· </w:t>
+      </w:r>
+      <w:r>
+        <w:rPr w:rFonts="맑은 고딕">
+          <w:rFonts w:ascii="맑은 고딕" w:hAnsi="맑은 고딕" w:eastAsia="맑은 고딕"/>
+          <w:b/>
+          <w:color w:val="1F2937"/>
+          <w:sz w:val="21"/>
+        </w:rPr>
+        <w:t xml:space="preserve">각종 수상경력: </w:t>
+      </w:r>
+      <w:r>
+        <w:rPr w:rFonts="맑은 고딕">
+          <w:rFonts w:ascii="맑은 고딕" w:hAnsi="맑은 고딕" w:eastAsia="맑은 고딕"/>
+          <w:b w:val="0"/>
+          <w:sz w:val="21"/>
+        </w:rPr>
+        <w:t>화려한 트로피의 수치보다 값진 평단의 찬사를 받았으며, 1970년대 웨스트코스트 사운드의 개척자로서 후대 아메리카나 음악 씬에 지대한 영감을 제공한 장인정신의 결정체로 공인받고 있습니다.</w:t>
+      </w:r>
+    </w:p>
+    <w:p>
+      <w:pPr>
+        <w:spacing w:line="324" w:lineRule="auto" w:before="200" w:after="80"/>
+      </w:pPr>
+      <w:r>
+        <w:rPr w:rFonts="맑은 고딕">
+          <w:rFonts w:ascii="맑은 고딕" w:hAnsi="맑은 고딕" w:eastAsia="맑은 고딕"/>
+          <w:b/>
+          <w:color w:val="1E3A8A"/>
+          <w:sz w:val="24"/>
+        </w:rPr>
+        <w:t>2. 아티스트 정보</w:t>
+      </w:r>
+    </w:p>
+    <w:p>
+      <w:pPr>
+        <w:spacing w:line="324" w:lineRule="auto" w:after="80"/>
+      </w:pPr>
+      <w:r>
+        <w:rPr w:rFonts="맑은 고딕">
+          <w:rFonts w:ascii="맑은 고딕" w:hAnsi="맑은 고딕" w:eastAsia="맑은 고딕"/>
+          <w:b w:val="0"/>
+          <w:color w:val="6B7280"/>
+          <w:sz w:val="21"/>
+        </w:rPr>
+        <w:t xml:space="preserve">· </w:t>
+      </w:r>
+      <w:r>
+        <w:rPr w:rFonts="맑은 고딕">
+          <w:rFonts w:ascii="맑은 고딕" w:hAnsi="맑은 고딕" w:eastAsia="맑은 고딕"/>
+          <w:b/>
+          <w:color w:val="1F2937"/>
+          <w:sz w:val="21"/>
+        </w:rPr>
+        <w:t xml:space="preserve">국적: </w:t>
+      </w:r>
+      <w:r>
+        <w:rPr w:rFonts="맑은 고딕">
+          <w:rFonts w:ascii="맑은 고딕" w:hAnsi="맑은 고딕" w:eastAsia="맑은 고딕"/>
+          <w:b w:val="0"/>
+          <w:sz w:val="21"/>
+        </w:rPr>
+        <w:t>미국 (United States)</w:t>
+      </w:r>
+    </w:p>
+    <w:p>
+      <w:pPr>
+        <w:spacing w:line="324" w:lineRule="auto" w:after="80"/>
+      </w:pPr>
+      <w:r>
+        <w:rPr w:rFonts="맑은 고딕">
+          <w:rFonts w:ascii="맑은 고딕" w:hAnsi="맑은 고딕" w:eastAsia="맑은 고딕"/>
+          <w:b w:val="0"/>
+          <w:color w:val="6B7280"/>
+          <w:sz w:val="21"/>
+        </w:rPr>
+        <w:t xml:space="preserve">· </w:t>
+      </w:r>
+      <w:r>
+        <w:rPr w:rFonts="맑은 고딕">
+          <w:rFonts w:ascii="맑은 고딕" w:hAnsi="맑은 고딕" w:eastAsia="맑은 고딕"/>
+          <w:b/>
+          <w:color w:val="1F2937"/>
+          <w:sz w:val="21"/>
+        </w:rPr>
+        <w:t xml:space="preserve">생몰년도: </w:t>
+      </w:r>
+      <w:r>
+        <w:rPr w:rFonts="맑은 고딕">
+          <w:rFonts w:ascii="맑은 고딕" w:hAnsi="맑은 고딕" w:eastAsia="맑은 고딕"/>
+          <w:b w:val="0"/>
+          <w:sz w:val="21"/>
+        </w:rPr>
+        <w:t>1968년 결성</w:t>
+      </w:r>
+    </w:p>
+    <w:p>
+      <w:pPr>
+        <w:spacing w:line="324" w:lineRule="auto" w:after="80"/>
+      </w:pPr>
+      <w:r>
+        <w:rPr w:rFonts="맑은 고딕">
+          <w:rFonts w:ascii="맑은 고딕" w:hAnsi="맑은 고딕" w:eastAsia="맑은 고딕"/>
+          <w:b w:val="0"/>
+          <w:color w:val="6B7280"/>
+          <w:sz w:val="21"/>
+        </w:rPr>
+        <w:t xml:space="preserve">· </w:t>
+      </w:r>
+      <w:r>
+        <w:rPr w:rFonts="맑은 고딕">
+          <w:rFonts w:ascii="맑은 고딕" w:hAnsi="맑은 고딕" w:eastAsia="맑은 고딕"/>
+          <w:b/>
+          <w:color w:val="1F2937"/>
+          <w:sz w:val="21"/>
+        </w:rPr>
+        <w:t xml:space="preserve">그룹 소속: </w:t>
+      </w:r>
+      <w:r>
+        <w:rPr w:rFonts="맑은 고딕">
+          <w:rFonts w:ascii="맑은 고딕" w:hAnsi="맑은 고딕" w:eastAsia="맑은 고딕"/>
+          <w:b w:val="0"/>
+          <w:sz w:val="21"/>
+        </w:rPr>
+        <w:t>그룹</w:t>
+      </w:r>
+    </w:p>
+    <w:p>
+      <w:pPr>
+        <w:spacing w:line="324" w:lineRule="auto" w:after="80"/>
+      </w:pPr>
+      <w:r>
+        <w:rPr w:rFonts="맑은 고딕">
+          <w:rFonts w:ascii="맑은 고딕" w:hAnsi="맑은 고딕" w:eastAsia="맑은 고딕"/>
+          <w:b w:val="0"/>
+          <w:color w:val="6B7280"/>
+          <w:sz w:val="21"/>
+        </w:rPr>
+        <w:t xml:space="preserve">· </w:t>
+      </w:r>
+      <w:r>
+        <w:rPr w:rFonts="맑은 고딕">
+          <w:rFonts w:ascii="맑은 고딕" w:hAnsi="맑은 고딕" w:eastAsia="맑은 고딕"/>
+          <w:b/>
+          <w:color w:val="1F2937"/>
+          <w:sz w:val="21"/>
+        </w:rPr>
+        <w:t xml:space="preserve">아티스트 소개: </w:t>
+      </w:r>
+      <w:r>
+        <w:rPr w:rFonts="맑은 고딕">
+          <w:rFonts w:ascii="맑은 고딕" w:hAnsi="맑은 고딕" w:eastAsia="맑은 고딕"/>
+          <w:b w:val="0"/>
+          <w:sz w:val="21"/>
+        </w:rPr>
+        <w:t>버펄로 스프링필드의 해체 이후 결성된 포코는 이글스와 함께 웨스트코스트 컨트리 록의 지평을 활짝 연 전설적인 선구자입니다. 러프한 포크와 전통 컨트리 사운드에 세련된 록의 비트를 융합하고, 영롱한 페달 스틸 기타와 눈부신 3성 하모니를 앞세워 팝 음악사에 독보적인 족적을 남겼습니다.</w:t>
+      </w:r>
+    </w:p>
+    <w:p>
+      <w:pPr>
+        <w:spacing w:line="324" w:lineRule="auto" w:before="200" w:after="80"/>
+      </w:pPr>
+      <w:r>
+        <w:rPr w:rFonts="맑은 고딕">
+          <w:rFonts w:ascii="맑은 고딕" w:hAnsi="맑은 고딕" w:eastAsia="맑은 고딕"/>
+          <w:b/>
+          <w:color w:val="1E3A8A"/>
+          <w:sz w:val="24"/>
+        </w:rPr>
+        <w:t>3. 음반 상세 분석</w:t>
+      </w:r>
+    </w:p>
+    <w:p>
+      <w:pPr>
+        <w:spacing w:line="324" w:lineRule="auto" w:after="80"/>
+      </w:pPr>
+      <w:r>
+        <w:rPr w:rFonts="맑은 고딕">
+          <w:rFonts w:ascii="맑은 고딕" w:hAnsi="맑은 고딕" w:eastAsia="맑은 고딕"/>
+          <w:b w:val="0"/>
+          <w:color w:val="6B7280"/>
+          <w:sz w:val="21"/>
+        </w:rPr>
+        <w:t xml:space="preserve">· </w:t>
+      </w:r>
+      <w:r>
+        <w:rPr w:rFonts="맑은 고딕">
+          <w:rFonts w:ascii="맑은 고딕" w:hAnsi="맑은 고딕" w:eastAsia="맑은 고딕"/>
+          <w:b/>
+          <w:color w:val="1F2937"/>
+          <w:sz w:val="21"/>
+        </w:rPr>
+        <w:t xml:space="preserve">역사적 위치: </w:t>
+      </w:r>
+      <w:r>
+        <w:rPr w:rFonts="맑은 고딕">
+          <w:rFonts w:ascii="맑은 고딕" w:hAnsi="맑은 고딕" w:eastAsia="맑은 고딕"/>
+          <w:b w:val="0"/>
+          <w:sz w:val="21"/>
+        </w:rPr>
+        <w:t>신스팝과 뉴웨이브의 물결이 거세게 밀려오던 1980년대 초, 전통적인 아메리칸 록의 미학을 우직하게 고수한 작품입니다. 러스티 영(Rusty Young)의 마법 같은 페달 스틸 기타 연주와 폴 코튼(Paul Cotton)의 감미로운 보컬이 유려하게 조화를 이루며, 컨트리 록의 낭만이 시대와 유행을 초월하여 여전히 유효함을 증명한 완성도 높은 숨은 명반입니다.</w:t>
+      </w:r>
+    </w:p>
+    <w:p>
+      <w:pPr>
+        <w:spacing w:line="324" w:lineRule="auto" w:after="80"/>
+      </w:pPr>
+      <w:r>
+        <w:rPr w:rFonts="맑은 고딕">
+          <w:rFonts w:ascii="맑은 고딕" w:hAnsi="맑은 고딕" w:eastAsia="맑은 고딕"/>
+          <w:b w:val="0"/>
+          <w:color w:val="6B7280"/>
+          <w:sz w:val="21"/>
+        </w:rPr>
+        <w:t xml:space="preserve">· </w:t>
+      </w:r>
+      <w:r>
+        <w:rPr w:rFonts="맑은 고딕">
+          <w:rFonts w:ascii="맑은 고딕" w:hAnsi="맑은 고딕" w:eastAsia="맑은 고딕"/>
+          <w:b/>
+          <w:color w:val="1F2937"/>
+          <w:sz w:val="21"/>
+        </w:rPr>
+        <w:t xml:space="preserve">시대의 흔적(스토리텔링): </w:t>
+      </w:r>
+      <w:r>
+        <w:rPr w:rFonts="맑은 고딕">
+          <w:rFonts w:ascii="맑은 고딕" w:hAnsi="맑은 고딕" w:eastAsia="맑은 고딕"/>
+          <w:b w:val="0"/>
+          <w:sz w:val="21"/>
+        </w:rPr>
+        <w:t>급변하는 현대 문명 속에서 순수와 온기를 갈망하던 당시 청춘들의 내면적 정서가 황혼 녘 카우보이의 쓸쓸하면서도 다정한 시선으로 투영되어 있습니다. 화려한 전자음의 범람 속에서 편안한 쉼표가 되어주었던 이들의 어쿠스틱 사운드는 지친 영혼들을 위로하던 80년대 초반 아날로그 시대의 공기를 고스란히 머금고 있습니다.</w:t>
+      </w:r>
+    </w:p>
+    <w:p>
+      <w:pPr>
+        <w:spacing w:line="324" w:lineRule="auto" w:before="200" w:after="80"/>
+      </w:pPr>
+      <w:r>
+        <w:rPr w:rFonts="맑은 고딕">
+          <w:rFonts w:ascii="맑은 고딕" w:hAnsi="맑은 고딕" w:eastAsia="맑은 고딕"/>
+          <w:b/>
+          <w:color w:val="1E3A8A"/>
+          <w:sz w:val="24"/>
+        </w:rPr>
+        <w:t>4. 주요 수록곡 및 감상 제언</w:t>
+      </w:r>
+    </w:p>
+    <w:p>
+      <w:pPr>
+        <w:spacing w:line="324" w:lineRule="auto" w:after="80"/>
+      </w:pPr>
+      <w:r>
+        <w:rPr w:rFonts="맑은 고딕">
+          <w:rFonts w:ascii="맑은 고딕" w:hAnsi="맑은 고딕" w:eastAsia="맑은 고딕"/>
+          <w:b w:val="0"/>
+          <w:color w:val="6B7280"/>
+          <w:sz w:val="21"/>
+        </w:rPr>
+        <w:t xml:space="preserve">· </w:t>
+      </w:r>
+      <w:r>
+        <w:rPr w:rFonts="맑은 고딕">
+          <w:rFonts w:ascii="맑은 고딕" w:hAnsi="맑은 고딕" w:eastAsia="맑은 고딕"/>
+          <w:b/>
+          <w:color w:val="1F2937"/>
+          <w:sz w:val="21"/>
+        </w:rPr>
+        <w:t xml:space="preserve">주요 수록곡 특징: </w:t>
+      </w:r>
+      <w:r>
+        <w:rPr w:rFonts="맑은 고딕">
+          <w:rFonts w:ascii="맑은 고딕" w:hAnsi="맑은 고딕" w:eastAsia="맑은 고딕"/>
+          <w:b w:val="0"/>
+          <w:sz w:val="21"/>
+        </w:rPr>
+        <w:t>돈 깁슨의 고전을 현대적인 감각과 애절한 하모니로 재해석한 'Sea of Heartbreak', 에벌리 브라더스의 원곡을 포코 특유의 유려한 호흡으로 되살린 'The Price of Love', 그리고 경쾌하면서도 정교한 연주미가 돋보이는 'Feudin'' 등은 아날로그적 향수와 목가적인 서정성을 가감 없이 드러냅니다.</w:t>
+      </w:r>
+    </w:p>
+    <w:p>
+      <w:pPr>
+        <w:spacing w:line="324" w:lineRule="auto" w:after="80"/>
+      </w:pPr>
+      <w:r>
+        <w:rPr w:rFonts="맑은 고딕">
+          <w:rFonts w:ascii="맑은 고딕" w:hAnsi="맑은 고딕" w:eastAsia="맑은 고딕"/>
+          <w:b w:val="0"/>
+          <w:color w:val="6B7280"/>
+          <w:sz w:val="21"/>
+        </w:rPr>
+        <w:t xml:space="preserve">· </w:t>
+      </w:r>
+      <w:r>
+        <w:rPr w:rFonts="맑은 고딕">
+          <w:rFonts w:ascii="맑은 고딕" w:hAnsi="맑은 고딕" w:eastAsia="맑은 고딕"/>
+          <w:b/>
+          <w:color w:val="1F2937"/>
+          <w:sz w:val="21"/>
+        </w:rPr>
+        <w:t xml:space="preserve">빈티지 감상 제언: </w:t>
+      </w:r>
+      <w:r>
+        <w:rPr w:rFonts="맑은 고딕">
+          <w:rFonts w:ascii="맑은 고딕" w:hAnsi="맑은 고딕" w:eastAsia="맑은 고딕"/>
+          <w:b w:val="0"/>
+          <w:sz w:val="21"/>
+        </w:rPr>
+        <w:t>진공관 앰프의 은은한 온기가 스틸 기타의 투명한 금속성 잔향을 감싸 안을 때, LP의 그루브를 타고 흐르는 어쿠스틱 스트로크와 보컬의 숨결이 생생히 피어납니다. 턴테이블의 바늘 끝에서 울려 퍼지는 풍성한 배음과 입체적인 코러스는 디지털 음원에서는 마주할 수 없는 아날로그 사운드의 각별한 정취를 선사합니다.</w:t>
+      </w:r>
+    </w:p>
+    <w:p>
+      <w:pPr>
+        <w:spacing w:line="324" w:lineRule="auto" w:after="80"/>
+      </w:pPr>
+      <w:r>
+        <w:rPr w:rFonts="맑은 고딕">
+          <w:rFonts w:ascii="맑은 고딕" w:hAnsi="맑은 고딕" w:eastAsia="맑은 고딕"/>
+          <w:b w:val="0"/>
+          <w:color w:val="6B7280"/>
+          <w:sz w:val="21"/>
+        </w:rPr>
+        <w:t xml:space="preserve">· </w:t>
+      </w:r>
+      <w:r>
+        <w:rPr w:rFonts="맑은 고딕">
+          <w:rFonts w:ascii="맑은 고딕" w:hAnsi="맑은 고딕" w:eastAsia="맑은 고딕"/>
+          <w:b/>
+          <w:color w:val="1F2937"/>
+          <w:sz w:val="21"/>
+        </w:rPr>
+        <w:t xml:space="preserve">소장 가치: </w:t>
+      </w:r>
+      <w:r>
+        <w:rPr w:rFonts="맑은 고딕">
+          <w:rFonts w:ascii="맑은 고딕" w:hAnsi="맑은 고딕" w:eastAsia="맑은 고딕"/>
+          <w:b w:val="0"/>
+          <w:sz w:val="21"/>
+        </w:rPr>
+        <w:t>웨스트코스트 사운드의 찬란한 황혼기를 기록한 소중한 아카이브이자, 레코드 애호가들에게는 언제 꺼내 들어도 마음을 맑게 정화해 주는 은은한 보석 같은 앨범입니다. 오리지널 바이닐 프레싱 특유의 깊은 다이내믹 레인지와 정겨운 커버 아트는 아날로그 컬렉터의 서가에서 오랜 시간 변치 않는 품격을 빛낼 것입니다.</w:t>
+      </w:r>
+    </w:p>
+    <w:p>
+      <w:pPr>
+        <w:spacing w:line="324" w:lineRule="auto" w:after="120" w:before="160"/>
+      </w:pPr>
+      <w:r>
+        <w:rPr w:rFonts="맑은 고딕">
+          <w:rFonts w:ascii="맑은 고딕" w:hAnsi="맑은 고딕" w:eastAsia="맑은 고딕"/>
+          <w:b/>
+          <w:color w:val="4338CA"/>
+          <w:sz w:val="21"/>
+        </w:rPr>
+        <w:t>이 음반을 통해 아날로그 바늘 끝에서 피어나는 아메리칸 컨트리 록의 목가적 서정미와 따뜻한 하모니가 전해주는 감동을 다시 한번 경험해 보시는 것은 어떨까요?</w:t>
       </w:r>
     </w:p>
     <w:sectPr>
       <w:pgSz w:w="12240" w:h="15840"/>
-      <w:pgMar w:top="1440" w:right="1440" w:bottom="1440" w:left="1440" w:header="720" w:footer="720" w:gutter="0"/>
+      <w:pgMar w:top="1152" w:right="1296" w:bottom="1152" w:left="1296" w:header="720" w:footer="720" w:gutter="0"/>
       <w:cols w:space="720"/>
       <w:docGrid w:linePitch="360"/>
     </w:sectPr>

--- a/word_reports/LP_0279_위치_118_Poco_Cowboys & Englishmen.docx
+++ b/word_reports/LP_0279_위치_118_Poco_Cowboys & Englishmen.docx
@@ -32,7 +32,7 @@
     </w:p>
     <w:p>
       <w:pPr>
-        <w:spacing w:line="324" w:lineRule="auto" w:before="80" w:after="160"/>
+        <w:spacing w:line="324" w:lineRule="auto" w:before="80" w:after="120"/>
       </w:pPr>
       <w:r>
         <w:rPr w:rFonts="맑은 고딕">
@@ -42,13 +42,6 @@
           <w:sz w:val="22"/>
         </w:rPr>
         <w:t xml:space="preserve">[음반 소개] </w:t>
-      </w:r>
-      <w:r>
-        <w:rPr w:rFonts="맑은 고딕">
-          <w:rFonts w:ascii="맑은 고딕" w:hAnsi="맑은 고딕" w:eastAsia="맑은 고딕"/>
-          <w:b w:val="0"/>
-          <w:sz w:val="21"/>
-        </w:rPr>
       </w:r>
     </w:p>
     <w:p>
@@ -61,7 +54,33 @@
           <w:b w:val="0"/>
           <w:sz w:val="21"/>
         </w:rPr>
-        <w:t>포코가 빚어낸 찬란한 하모니와 흙내음 머금은 컨트리 록의 미학이 황혼처럼 은은하게 스며 있는 작품입니다. 버펄로 스프링필드의 유산 위에서 피어난 이들의 서정성은 거친 황야를 부드럽게 감싸 안는 캘리포니아의 청명한 바람을 닮아 있습니다. 유려한 멜로디와 어쿠스틱 악기들의 섬세한 직조로 완성된 이 음반은 아메리칸 루트 음악의 원형적 아름다움을 아련한 그리움으로 환기합니다. 세월이 흐를수록 깊이를 더하는 아날로그적 온기와 목가적 낭만이 듣는 이의 마음을 고요히 어루만져 줍니다.</w:t>
+        <w:t>1960년대 말 버펄로 스프링필드(Buffalo Springfield)의 해체라는 거대한 음악적 균열 속에서 피어난 포코(Poco)는, 이글스(Eagles)보다 앞서 캘리포니아의 맑은 햇살과 아메리칸 포크의 토양을 접목하며 ‘컨트리 록(Country Rock)’이라는 독창적인 장르의 초석을 놓은 전설적인 밴드입니다. 1982년 세상에 나온 [Cowboys &amp; Englishmen]은 이들이 1970년대 후반의 찬란한 상업적 부흥기를 지나, 한층 원숙하고 담백해진 시선으로 자신들의 뿌리와 음악적 여정을 반추한 숨은 걸작입니다. 앨범의 명칭이 암시하듯, 오랜 세월 미국 서부의 낭만과 흙냄새를 지켜온 원년 멤버 폴 코튼(Paul Cotton)과 러스티 영(Rusty Young)이라는 ‘카우보이’들과, 영국 출신의 걸출한 리듬 섹션인 찰리 해리슨(Charlie Harrison), 스티브 채프먼(Steve Chapman)이라는 ‘잉글리시맨’들의 절묘한 화학작용이 이 앨범의 중심을 관통하고 있습니다.</w:t>
+      </w:r>
+    </w:p>
+    <w:p>
+      <w:pPr>
+        <w:spacing w:line="324" w:lineRule="auto" w:after="120"/>
+      </w:pPr>
+      <w:r>
+        <w:rPr w:rFonts="맑은 고딕">
+          <w:rFonts w:ascii="맑은 고딕" w:hAnsi="맑은 고딕" w:eastAsia="맑은 고딕"/>
+          <w:b w:val="0"/>
+          <w:sz w:val="21"/>
+        </w:rPr>
+        <w:t>이 음반은 당대 유행하던 화려하고 매끄러운 팝 사운드의 공세 속에서도 포코 특유의 유기적인 연주 호흡과 순도 높은 어쿠스틱 미학을 잃지 않았습니다. MCA 레코드와의 전속 계약을 매듭짓는 시점에 발표되었음에도 불구하고, 멤버들은 결코 타성에 젖지 않은 채 자신들의 영혼을 울렸던 고전 명곡들의 재해석과 정교한 자작곡들을 유려하게 엮어냈습니다. 특히 러스티 영의 서정적인 페달 스틸 기타와 도브로 연주는 황혼이 깃드는 서부의 지평선을 그리듯 공간을 아련하게 채색하며, 폴 코튼의 청량하면서도 애수 어린 보컬은 지나간 청춘의 회한과 따스한 위로를 동시에 건넵니다.</w:t>
+      </w:r>
+    </w:p>
+    <w:p>
+      <w:pPr>
+        <w:spacing w:line="324" w:lineRule="auto" w:after="120"/>
+      </w:pPr>
+      <w:r>
+        <w:rPr w:rFonts="맑은 고딕">
+          <w:rFonts w:ascii="맑은 고딕" w:hAnsi="맑은 고딕" w:eastAsia="맑은 고딕"/>
+          <w:b w:val="0"/>
+          <w:sz w:val="21"/>
+        </w:rPr>
+        <w:t>[Cowboys &amp; Englishmen]에 담긴 미학적 가치는 시간의 무게를 견뎌낸 거장들만이 전할 수 있는 '무심(無心)의 서정'에 있습니다. 격정적인 에너지로 세상을 뒤흔들기보다, 서풍에 실려 오는 한 줄기 바람처럼 은은하게 가슴을 파고드는 이 음반은 컨트리 록이라는 음악이 도달할 수 있는 가장 평온하고 목가적인 풍경을 선사합니다. 대서양을 사이에 둔 영미 뮤지션들의 우아한 음악적 대화이자, 한 시대를 풍미했던 장인들이 아날로그 레코딩의 황혼기에 남긴 이 소박한 음악적 유산은 반세기가 흐른 오늘날에도 턴테이블 위에서 변함없는 온기와 빛바랜 노스탤지어를 발산하고 있습니다.</w:t>
       </w:r>
     </w:p>
     <w:p>
@@ -168,7 +187,7 @@
           <w:b w:val="0"/>
           <w:sz w:val="21"/>
         </w:rPr>
-        <w:t>1982년 MCA 레코드를 통해 발매된 포코의 통산 열여섯 번째 스튜디오 앨범으로, 밴드의 오랜 음악 여정 속에서 축적된 원숙한 연주력과 편안한 앙상블이 유감없이 발휘된 정규 음반입니다.</w:t>
+        <w:t>1982년 2월, 유서 깊은 음반사 MCA 레코드(MCA Records)를 통해 발매된 포코의 통산 열여섯 번째 정규 스튜디오 앨범으로, 미국 서부 컨트리 록의 전통과 영국 출신 연주자들의 정갈한 호흡이 조화를 이룬 작품입니다.</w:t>
       </w:r>
     </w:p>
     <w:p>
@@ -199,7 +218,7 @@
           <w:b w:val="0"/>
           <w:sz w:val="21"/>
         </w:rPr>
-        <w:t>빌보드 200 앨범 차트 131위, 톱 컨트리 앨범 차트 35위를 기록하였으며, 수록곡 'Sea of Heartbreak'가 어덜트 컨템퍼러리 및 컨트리 싱글 차트에 진입하여 대중과 오랜 팬들의 꾸준한 사랑을 받았습니다.</w:t>
+        <w:t>발매 당시 미국 빌보드 200(Billboard 200) 앨범 차트 131위에 올랐으며, 거대한 상업적 돌풍을 일으키기보다는 포코의 정통 사운드를 아끼는 충성도 높은 음악 애호가들과 오디오파일들 사이에서 꾸준히 회자되며 스테디셀러로 자리매김했습니다.</w:t>
       </w:r>
     </w:p>
     <w:p>
@@ -230,7 +249,7 @@
           <w:b w:val="0"/>
           <w:sz w:val="21"/>
         </w:rPr>
-        <w:t>화려한 트로피의 수치보다 값진 평단의 찬사를 받았으며, 1970년대 웨스트코스트 사운드의 개척자로서 후대 아메리카나 음악 씬에 지대한 영감을 제공한 장인정신의 결정체로 공인받고 있습니다.</w:t>
+        <w:t>대형 시상식의 트로피보다는 미국 컨트리 록의 선구자로서 오랜 세월 구축해 온 밴드의 역사적 공로와 장인정신을 다시금 증명한 명반으로 평단의 존경을 받았습니다.</w:t>
       </w:r>
     </w:p>
     <w:p>
@@ -275,7 +294,7 @@
           <w:b w:val="0"/>
           <w:sz w:val="21"/>
         </w:rPr>
-        <w:t>미국 (United States)</w:t>
+        <w:t>미국 (미국 및 영국 연합 라인업)</w:t>
       </w:r>
     </w:p>
     <w:p>
@@ -337,7 +356,7 @@
           <w:b w:val="0"/>
           <w:sz w:val="21"/>
         </w:rPr>
-        <w:t>그룹</w:t>
+        <w:t>그룹 (밴드)</w:t>
       </w:r>
     </w:p>
     <w:p>
@@ -368,7 +387,7 @@
           <w:b w:val="0"/>
           <w:sz w:val="21"/>
         </w:rPr>
-        <w:t>버펄로 스프링필드의 해체 이후 결성된 포코는 이글스와 함께 웨스트코스트 컨트리 록의 지평을 활짝 연 전설적인 선구자입니다. 러프한 포크와 전통 컨트리 사운드에 세련된 록의 비트를 융합하고, 영롱한 페달 스틸 기타와 눈부신 3성 하모니를 앞세워 팝 음악사에 독보적인 족적을 남겼습니다.</w:t>
+        <w:t>버펄로 스프링필드의 주역 리치 퓨레이와 짐 메시나, 그리고 페달 스틸 기타의 거장 러스티 영을 주축으로 결성된 포코는 이글스와 함께 아메리칸 컨트리 록의 태동과 황금기를 이끈 기념비적인 그룹입니다. 영롱한 어쿠스틱 현악의 울림과 서정적인 다성 화음, 세련된 록 비트를 결합하여 팝 역사에 지워지지 않을 독보적인 목가적 음악 세계를 완성했습니다.</w:t>
       </w:r>
     </w:p>
     <w:p>
@@ -413,7 +432,7 @@
           <w:b w:val="0"/>
           <w:sz w:val="21"/>
         </w:rPr>
-        <w:t>신스팝과 뉴웨이브의 물결이 거세게 밀려오던 1980년대 초, 전통적인 아메리칸 록의 미학을 우직하게 고수한 작품입니다. 러스티 영(Rusty Young)의 마법 같은 페달 스틸 기타 연주와 폴 코튼(Paul Cotton)의 감미로운 보컬이 유려하게 조화를 이루며, 컨트리 록의 낭만이 시대와 유행을 초월하여 여전히 유효함을 증명한 완성도 높은 숨은 명반입니다.</w:t>
+        <w:t>1980년대 초반 신스팝과 뉴웨이브의 물결 속에서도 포코가 고수해 온 캘리포니아 포크 록과 컨트리 사운드의 정통성을 충실히 계승한 앨범입니다. 과잉된 전자음을 배제하고 자연스러운 밴드 앙상블에 집중함으로써, 훗날 일어난 아메리카나(Americana) 및 얼터너티브 컨트리 무브먼트의 귀감이 되는 음악사적 연결고리 역할을 수행하고 있습니다.</w:t>
       </w:r>
     </w:p>
     <w:p>
@@ -444,7 +463,7 @@
           <w:b w:val="0"/>
           <w:sz w:val="21"/>
         </w:rPr>
-        <w:t>급변하는 현대 문명 속에서 순수와 온기를 갈망하던 당시 청춘들의 내면적 정서가 황혼 녘 카우보이의 쓸쓸하면서도 다정한 시선으로 투영되어 있습니다. 화려한 전자음의 범람 속에서 편안한 쉼표가 되어주었던 이들의 어쿠스틱 사운드는 지친 영혼들을 위로하던 80년대 초반 아날로그 시대의 공기를 고스란히 머금고 있습니다.</w:t>
+        <w:t>1970년대의 이상주의와 히피 문화가 저물고 차가운 도시적 감수성이 팽배해지던 1980년대 초, 이 음반은 아날로그적 정서와 서부의 순수했던 낭만을 그리워하던 음악 팬들에게 따스한 도피처가 되어 주었습니다. 흙먼지 날리는 서부 개척지의 정취와 런던의 차분한 세련미가 어우러져 청춘의 방황과 노스탤지어를 아련한 멜로디로 그려냈습니다.</w:t>
       </w:r>
     </w:p>
     <w:p>
@@ -489,7 +508,7 @@
           <w:b w:val="0"/>
           <w:sz w:val="21"/>
         </w:rPr>
-        <w:t>돈 깁슨의 고전을 현대적인 감각과 애절한 하모니로 재해석한 'Sea of Heartbreak', 에벌리 브라더스의 원곡을 포코 특유의 유려한 호흡으로 되살린 'The Price of Love', 그리고 경쾌하면서도 정교한 연주미가 돋보이는 'Feudin'' 등은 아날로그적 향수와 목가적인 서정성을 가감 없이 드러냅니다.</w:t>
+        <w:t>델 섀넌의 원곡을 포코만의 유려한 하모니와 현대적인 컨트리 록 비트로 재해석하여 빌보드 핫 100에 진입한 "Sea of Heartbreak", 러스티 영의 유려한 도브로와 스틸 기타가 가슴 시린 애잔함을 자아내는 어쿠스틱 명곡 "Ashes", 활기찬 서부 카우보이의 생명력과 록킹한 에너지를 뿜어내는 "Widowmaker" 및 크리스 힐먼의 곡을 감각적으로 리메이크한 "Price of Love" 등 전 곡에 걸쳐 원숙한 연주와 서정미가 넘쳐납니다.</w:t>
       </w:r>
     </w:p>
     <w:p>
@@ -520,7 +539,7 @@
           <w:b w:val="0"/>
           <w:sz w:val="21"/>
         </w:rPr>
-        <w:t>진공관 앰프의 은은한 온기가 스틸 기타의 투명한 금속성 잔향을 감싸 안을 때, LP의 그루브를 타고 흐르는 어쿠스틱 스트로크와 보컬의 숨결이 생생히 피어납니다. 턴테이블의 바늘 끝에서 울려 퍼지는 풍성한 배음과 입체적인 코러스는 디지털 음원에서는 마주할 수 없는 아날로그 사운드의 각별한 정취를 선사합니다.</w:t>
+        <w:t>러스티 영의 페달 스틸 기타가 지닌 맑고 투명한 배음과 찰리 해리슨의 묵직한 베이스 라인은 진공관 앰프 특유의 포근한 중저역에서 가장 찬연한 빛을 발합니다. 아날로그 프레싱 특유의 현장감 넘치는 입체적 음장감을 만끽하기 위해, 늦은 저녁 조도를 낮춘 공간에서 턴테이블의 회전을 응시하며 감상할 때 음악이 지닌 서풍의 온기를 가장 깊숙이 체감할 수 있습니다.</w:t>
       </w:r>
     </w:p>
     <w:p>
@@ -551,7 +570,7 @@
           <w:b w:val="0"/>
           <w:sz w:val="21"/>
         </w:rPr>
-        <w:t>웨스트코스트 사운드의 찬란한 황혼기를 기록한 소중한 아카이브이자, 레코드 애호가들에게는 언제 꺼내 들어도 마음을 맑게 정화해 주는 은은한 보석 같은 앨범입니다. 오리지널 바이닐 프레싱 특유의 깊은 다이내믹 레인지와 정겨운 커버 아트는 아날로그 컬렉터의 서가에서 오랜 시간 변치 않는 품격을 빛낼 것입니다.</w:t>
+        <w:t>포코의 디스코그래피 중에서도 미국과 영국의 걸출한 뮤지션들이 가장 완벽한 균형을 이루었던 과도기적 명연을 담고 있는 희소한 앨범입니다. LP 전면을 장식한 회화적인 아트워크와 따스한 아날로그 마스터링의 질감은 정통 포크/컨트리 록을 사랑하는 LP 컬렉터라면 반드시 랙의 중요한 자리에 꽂아두어야 할 귀중한 가치를 지닙니다.</w:t>
       </w:r>
     </w:p>
     <w:p>
@@ -565,7 +584,7 @@
           <w:color w:val="4338CA"/>
           <w:sz w:val="21"/>
         </w:rPr>
-        <w:t>이 음반을 통해 아날로그 바늘 끝에서 피어나는 아메리칸 컨트리 록의 목가적 서정미와 따뜻한 하모니가 전해주는 감동을 다시 한번 경험해 보시는 것은 어떨까요?</w:t>
+        <w:t>이 음반을 통해 아날로그의 따스한 숨결과 빛바랜 서부의 서정이 전해주는 감동을 다시 한번 경험해 보시는 것은 어떨까요?</w:t>
       </w:r>
     </w:p>
     <w:sectPr>
